--- a/6-过程管理/流程制度规范类文件/HXDL-ITSS-0604-问题管理程序.docx
+++ b/6-过程管理/流程制度规范类文件/HXDL-ITSS-0604-问题管理程序.docx
@@ -26,7 +26,7 @@
           <w:lang w:val="en-US" w:eastAsia="zh-CN"/>
         </w:rPr>
       </w:pPr>
-      <w:bookmarkStart w:id="0" w:name="_Toc20909"/>
+      <w:bookmarkStart w:id="0" w:name="_Toc24334"/>
       <w:r>
         <w:drawing>
           <wp:anchor distT="0" distB="0" distL="114300" distR="114300" simplePos="0" relativeHeight="251659264" behindDoc="1" locked="0" layoutInCell="1" allowOverlap="1">
@@ -112,7 +112,7 @@
           <w:lang w:val="en-US" w:eastAsia="zh-CN"/>
         </w:rPr>
       </w:pPr>
-      <w:bookmarkStart w:id="1" w:name="_Toc1443"/>
+      <w:bookmarkStart w:id="1" w:name="_Toc16242"/>
       <w:r>
         <w:rPr>
           <w:rFonts w:hint="eastAsia"/>
@@ -147,7 +147,7 @@
           <w:lang w:val="en-US" w:eastAsia="zh-CN"/>
         </w:rPr>
       </w:pPr>
-      <w:bookmarkStart w:id="2" w:name="_Toc21227"/>
+      <w:bookmarkStart w:id="2" w:name="_Toc31036"/>
       <w:r>
         <w:rPr>
           <w:rFonts w:hint="eastAsia"/>
@@ -216,12 +216,6 @@
             <w:insideH w:val="none" w:color="auto" w:sz="0" w:space="0"/>
             <w:insideV w:val="none" w:color="auto" w:sz="0" w:space="0"/>
           </w:tblBorders>
-          <w:tblCellMar>
-            <w:top w:w="0" w:type="dxa"/>
-            <w:left w:w="108" w:type="dxa"/>
-            <w:bottom w:w="0" w:type="dxa"/>
-            <w:right w:w="108" w:type="dxa"/>
-          </w:tblCellMar>
         </w:tblPrEx>
         <w:trPr>
           <w:trHeight w:val="810" w:hRule="atLeast"/>
@@ -680,7 +674,7 @@
           <w:szCs w:val="30"/>
         </w:rPr>
       </w:pPr>
-      <w:bookmarkStart w:id="3" w:name="_Toc1674"/>
+      <w:bookmarkStart w:id="3" w:name="_Toc27569"/>
       <w:r>
         <w:rPr>
           <w:rFonts w:ascii="宋体" w:hAnsi="宋体" w:eastAsia="宋体" w:cs="宋体"/>
@@ -2202,6 +2196,8 @@
               <w:tab w:val="right" w:leader="dot" w:pos="8306"/>
             </w:tabs>
           </w:pPr>
+          <w:bookmarkStart w:id="39" w:name="_GoBack"/>
+          <w:bookmarkEnd w:id="39"/>
           <w:r>
             <w:rPr>
               <w:rFonts w:hint="default"/>
@@ -2235,7 +2231,7 @@
               <w:rFonts w:hint="default"/>
               <w:lang w:val="en-US" w:eastAsia="zh-CN"/>
             </w:rPr>
-            <w:instrText xml:space="preserve"> HYPERLINK \l _Toc20909 </w:instrText>
+            <w:instrText xml:space="preserve"> HYPERLINK \l _Toc24334 </w:instrText>
           </w:r>
           <w:r>
             <w:rPr>
@@ -2258,7 +2254,7 @@
             <w:fldChar w:fldCharType="begin"/>
           </w:r>
           <w:r>
-            <w:instrText xml:space="preserve"> PAGEREF _Toc20909 \h </w:instrText>
+            <w:instrText xml:space="preserve"> PAGEREF _Toc24334 \h </w:instrText>
           </w:r>
           <w:r>
             <w:fldChar w:fldCharType="separate"/>
@@ -2296,7 +2292,7 @@
               <w:rFonts w:hint="default"/>
               <w:lang w:val="en-US" w:eastAsia="zh-CN"/>
             </w:rPr>
-            <w:instrText xml:space="preserve"> HYPERLINK \l _Toc1443 </w:instrText>
+            <w:instrText xml:space="preserve"> HYPERLINK \l _Toc16242 </w:instrText>
           </w:r>
           <w:r>
             <w:rPr>
@@ -2319,7 +2315,7 @@
             <w:fldChar w:fldCharType="begin"/>
           </w:r>
           <w:r>
-            <w:instrText xml:space="preserve"> PAGEREF _Toc1443 \h </w:instrText>
+            <w:instrText xml:space="preserve"> PAGEREF _Toc16242 \h </w:instrText>
           </w:r>
           <w:r>
             <w:fldChar w:fldCharType="separate"/>
@@ -2357,7 +2353,7 @@
               <w:rFonts w:hint="default"/>
               <w:lang w:val="en-US" w:eastAsia="zh-CN"/>
             </w:rPr>
-            <w:instrText xml:space="preserve"> HYPERLINK \l _Toc21227 </w:instrText>
+            <w:instrText xml:space="preserve"> HYPERLINK \l _Toc31036 </w:instrText>
           </w:r>
           <w:r>
             <w:rPr>
@@ -2380,7 +2376,7 @@
             <w:fldChar w:fldCharType="begin"/>
           </w:r>
           <w:r>
-            <w:instrText xml:space="preserve"> PAGEREF _Toc21227 \h </w:instrText>
+            <w:instrText xml:space="preserve"> PAGEREF _Toc31036 \h </w:instrText>
           </w:r>
           <w:r>
             <w:fldChar w:fldCharType="separate"/>
@@ -2418,7 +2414,7 @@
               <w:rFonts w:hint="default"/>
               <w:lang w:val="en-US" w:eastAsia="zh-CN"/>
             </w:rPr>
-            <w:instrText xml:space="preserve"> HYPERLINK \l _Toc1674 </w:instrText>
+            <w:instrText xml:space="preserve"> HYPERLINK \l _Toc27569 </w:instrText>
           </w:r>
           <w:r>
             <w:rPr>
@@ -2443,7 +2439,7 @@
             <w:fldChar w:fldCharType="begin"/>
           </w:r>
           <w:r>
-            <w:instrText xml:space="preserve"> PAGEREF _Toc1674 \h </w:instrText>
+            <w:instrText xml:space="preserve"> PAGEREF _Toc27569 \h </w:instrText>
           </w:r>
           <w:r>
             <w:fldChar w:fldCharType="separate"/>
@@ -2481,7 +2477,7 @@
               <w:rFonts w:hint="default"/>
               <w:lang w:val="en-US" w:eastAsia="zh-CN"/>
             </w:rPr>
-            <w:instrText xml:space="preserve"> HYPERLINK \l _Toc21630 </w:instrText>
+            <w:instrText xml:space="preserve"> HYPERLINK \l _Toc25290 </w:instrText>
           </w:r>
           <w:r>
             <w:rPr>
@@ -2504,7 +2500,7 @@
             <w:fldChar w:fldCharType="begin"/>
           </w:r>
           <w:r>
-            <w:instrText xml:space="preserve"> PAGEREF _Toc21630 \h </w:instrText>
+            <w:instrText xml:space="preserve"> PAGEREF _Toc25290 \h </w:instrText>
           </w:r>
           <w:r>
             <w:fldChar w:fldCharType="separate"/>
@@ -2542,7 +2538,7 @@
               <w:rFonts w:hint="default"/>
               <w:lang w:val="en-US" w:eastAsia="zh-CN"/>
             </w:rPr>
-            <w:instrText xml:space="preserve"> HYPERLINK \l _Toc16031 </w:instrText>
+            <w:instrText xml:space="preserve"> HYPERLINK \l _Toc18502 </w:instrText>
           </w:r>
           <w:r>
             <w:rPr>
@@ -2565,7 +2561,7 @@
             <w:fldChar w:fldCharType="begin"/>
           </w:r>
           <w:r>
-            <w:instrText xml:space="preserve"> PAGEREF _Toc16031 \h </w:instrText>
+            <w:instrText xml:space="preserve"> PAGEREF _Toc18502 \h </w:instrText>
           </w:r>
           <w:r>
             <w:fldChar w:fldCharType="separate"/>
@@ -2603,7 +2599,7 @@
               <w:rFonts w:hint="default"/>
               <w:lang w:val="en-US" w:eastAsia="zh-CN"/>
             </w:rPr>
-            <w:instrText xml:space="preserve"> HYPERLINK \l _Toc6388 </w:instrText>
+            <w:instrText xml:space="preserve"> HYPERLINK \l _Toc21736 </w:instrText>
           </w:r>
           <w:r>
             <w:rPr>
@@ -2626,7 +2622,7 @@
             <w:fldChar w:fldCharType="begin"/>
           </w:r>
           <w:r>
-            <w:instrText xml:space="preserve"> PAGEREF _Toc6388 \h </w:instrText>
+            <w:instrText xml:space="preserve"> PAGEREF _Toc21736 \h </w:instrText>
           </w:r>
           <w:r>
             <w:fldChar w:fldCharType="separate"/>
@@ -2664,7 +2660,7 @@
               <w:rFonts w:hint="default"/>
               <w:lang w:val="en-US" w:eastAsia="zh-CN"/>
             </w:rPr>
-            <w:instrText xml:space="preserve"> HYPERLINK \l _Toc16830 </w:instrText>
+            <w:instrText xml:space="preserve"> HYPERLINK \l _Toc24432 </w:instrText>
           </w:r>
           <w:r>
             <w:rPr>
@@ -2687,7 +2683,7 @@
             <w:fldChar w:fldCharType="begin"/>
           </w:r>
           <w:r>
-            <w:instrText xml:space="preserve"> PAGEREF _Toc16830 \h </w:instrText>
+            <w:instrText xml:space="preserve"> PAGEREF _Toc24432 \h </w:instrText>
           </w:r>
           <w:r>
             <w:fldChar w:fldCharType="separate"/>
@@ -2725,7 +2721,7 @@
               <w:rFonts w:hint="default"/>
               <w:lang w:val="en-US" w:eastAsia="zh-CN"/>
             </w:rPr>
-            <w:instrText xml:space="preserve"> HYPERLINK \l _Toc23093 </w:instrText>
+            <w:instrText xml:space="preserve"> HYPERLINK \l _Toc14208 </w:instrText>
           </w:r>
           <w:r>
             <w:rPr>
@@ -2762,7 +2758,7 @@
             <w:fldChar w:fldCharType="begin"/>
           </w:r>
           <w:r>
-            <w:instrText xml:space="preserve"> PAGEREF _Toc23093 \h </w:instrText>
+            <w:instrText xml:space="preserve"> PAGEREF _Toc14208 \h </w:instrText>
           </w:r>
           <w:r>
             <w:fldChar w:fldCharType="separate"/>
@@ -2800,7 +2796,7 @@
               <w:rFonts w:hint="default"/>
               <w:lang w:val="en-US" w:eastAsia="zh-CN"/>
             </w:rPr>
-            <w:instrText xml:space="preserve"> HYPERLINK \l _Toc27070 </w:instrText>
+            <w:instrText xml:space="preserve"> HYPERLINK \l _Toc28041 </w:instrText>
           </w:r>
           <w:r>
             <w:rPr>
@@ -2823,7 +2819,7 @@
             <w:fldChar w:fldCharType="begin"/>
           </w:r>
           <w:r>
-            <w:instrText xml:space="preserve"> PAGEREF _Toc27070 \h </w:instrText>
+            <w:instrText xml:space="preserve"> PAGEREF _Toc28041 \h </w:instrText>
           </w:r>
           <w:r>
             <w:fldChar w:fldCharType="separate"/>
@@ -2861,7 +2857,7 @@
               <w:rFonts w:hint="default"/>
               <w:lang w:val="en-US" w:eastAsia="zh-CN"/>
             </w:rPr>
-            <w:instrText xml:space="preserve"> HYPERLINK \l _Toc15364 </w:instrText>
+            <w:instrText xml:space="preserve"> HYPERLINK \l _Toc24882 </w:instrText>
           </w:r>
           <w:r>
             <w:rPr>
@@ -2884,7 +2880,7 @@
             <w:fldChar w:fldCharType="begin"/>
           </w:r>
           <w:r>
-            <w:instrText xml:space="preserve"> PAGEREF _Toc15364 \h </w:instrText>
+            <w:instrText xml:space="preserve"> PAGEREF _Toc24882 \h </w:instrText>
           </w:r>
           <w:r>
             <w:fldChar w:fldCharType="separate"/>
@@ -2922,7 +2918,7 @@
               <w:rFonts w:hint="default"/>
               <w:lang w:val="en-US" w:eastAsia="zh-CN"/>
             </w:rPr>
-            <w:instrText xml:space="preserve"> HYPERLINK \l _Toc24443 </w:instrText>
+            <w:instrText xml:space="preserve"> HYPERLINK \l _Toc5019 </w:instrText>
           </w:r>
           <w:r>
             <w:rPr>
@@ -2945,7 +2941,7 @@
             <w:fldChar w:fldCharType="begin"/>
           </w:r>
           <w:r>
-            <w:instrText xml:space="preserve"> PAGEREF _Toc24443 \h </w:instrText>
+            <w:instrText xml:space="preserve"> PAGEREF _Toc5019 \h </w:instrText>
           </w:r>
           <w:r>
             <w:fldChar w:fldCharType="separate"/>
@@ -2983,7 +2979,7 @@
               <w:rFonts w:hint="default"/>
               <w:lang w:val="en-US" w:eastAsia="zh-CN"/>
             </w:rPr>
-            <w:instrText xml:space="preserve"> HYPERLINK \l _Toc3950 </w:instrText>
+            <w:instrText xml:space="preserve"> HYPERLINK \l _Toc10276 </w:instrText>
           </w:r>
           <w:r>
             <w:rPr>
@@ -3006,7 +3002,7 @@
             <w:fldChar w:fldCharType="begin"/>
           </w:r>
           <w:r>
-            <w:instrText xml:space="preserve"> PAGEREF _Toc3950 \h </w:instrText>
+            <w:instrText xml:space="preserve"> PAGEREF _Toc10276 \h </w:instrText>
           </w:r>
           <w:r>
             <w:fldChar w:fldCharType="separate"/>
@@ -3044,7 +3040,7 @@
               <w:rFonts w:hint="default"/>
               <w:lang w:val="en-US" w:eastAsia="zh-CN"/>
             </w:rPr>
-            <w:instrText xml:space="preserve"> HYPERLINK \l _Toc13570 </w:instrText>
+            <w:instrText xml:space="preserve"> HYPERLINK \l _Toc11118 </w:instrText>
           </w:r>
           <w:r>
             <w:rPr>
@@ -3074,7 +3070,7 @@
             <w:fldChar w:fldCharType="begin"/>
           </w:r>
           <w:r>
-            <w:instrText xml:space="preserve"> PAGEREF _Toc13570 \h </w:instrText>
+            <w:instrText xml:space="preserve"> PAGEREF _Toc11118 \h </w:instrText>
           </w:r>
           <w:r>
             <w:fldChar w:fldCharType="separate"/>
@@ -3112,7 +3108,7 @@
               <w:rFonts w:hint="default"/>
               <w:lang w:val="en-US" w:eastAsia="zh-CN"/>
             </w:rPr>
-            <w:instrText xml:space="preserve"> HYPERLINK \l _Toc22190 </w:instrText>
+            <w:instrText xml:space="preserve"> HYPERLINK \l _Toc21070 </w:instrText>
           </w:r>
           <w:r>
             <w:rPr>
@@ -3135,7 +3131,7 @@
             <w:fldChar w:fldCharType="begin"/>
           </w:r>
           <w:r>
-            <w:instrText xml:space="preserve"> PAGEREF _Toc22190 \h </w:instrText>
+            <w:instrText xml:space="preserve"> PAGEREF _Toc21070 \h </w:instrText>
           </w:r>
           <w:r>
             <w:fldChar w:fldCharType="separate"/>
@@ -3173,7 +3169,7 @@
               <w:rFonts w:hint="default"/>
               <w:lang w:val="en-US" w:eastAsia="zh-CN"/>
             </w:rPr>
-            <w:instrText xml:space="preserve"> HYPERLINK \l _Toc25184 </w:instrText>
+            <w:instrText xml:space="preserve"> HYPERLINK \l _Toc12581 </w:instrText>
           </w:r>
           <w:r>
             <w:rPr>
@@ -3196,7 +3192,7 @@
             <w:fldChar w:fldCharType="begin"/>
           </w:r>
           <w:r>
-            <w:instrText xml:space="preserve"> PAGEREF _Toc25184 \h </w:instrText>
+            <w:instrText xml:space="preserve"> PAGEREF _Toc12581 \h </w:instrText>
           </w:r>
           <w:r>
             <w:fldChar w:fldCharType="separate"/>
@@ -3234,7 +3230,7 @@
               <w:rFonts w:hint="default"/>
               <w:lang w:val="en-US" w:eastAsia="zh-CN"/>
             </w:rPr>
-            <w:instrText xml:space="preserve"> HYPERLINK \l _Toc13659 </w:instrText>
+            <w:instrText xml:space="preserve"> HYPERLINK \l _Toc10540 </w:instrText>
           </w:r>
           <w:r>
             <w:rPr>
@@ -3257,7 +3253,7 @@
             <w:fldChar w:fldCharType="begin"/>
           </w:r>
           <w:r>
-            <w:instrText xml:space="preserve"> PAGEREF _Toc13659 \h </w:instrText>
+            <w:instrText xml:space="preserve"> PAGEREF _Toc10540 \h </w:instrText>
           </w:r>
           <w:r>
             <w:fldChar w:fldCharType="separate"/>
@@ -3295,7 +3291,7 @@
               <w:rFonts w:hint="default"/>
               <w:lang w:val="en-US" w:eastAsia="zh-CN"/>
             </w:rPr>
-            <w:instrText xml:space="preserve"> HYPERLINK \l _Toc16802 </w:instrText>
+            <w:instrText xml:space="preserve"> HYPERLINK \l _Toc5798 </w:instrText>
           </w:r>
           <w:r>
             <w:rPr>
@@ -3318,7 +3314,7 @@
             <w:fldChar w:fldCharType="begin"/>
           </w:r>
           <w:r>
-            <w:instrText xml:space="preserve"> PAGEREF _Toc16802 \h </w:instrText>
+            <w:instrText xml:space="preserve"> PAGEREF _Toc5798 \h </w:instrText>
           </w:r>
           <w:r>
             <w:fldChar w:fldCharType="separate"/>
@@ -3356,7 +3352,7 @@
               <w:rFonts w:hint="default"/>
               <w:lang w:val="en-US" w:eastAsia="zh-CN"/>
             </w:rPr>
-            <w:instrText xml:space="preserve"> HYPERLINK \l _Toc5850 </w:instrText>
+            <w:instrText xml:space="preserve"> HYPERLINK \l _Toc21499 </w:instrText>
           </w:r>
           <w:r>
             <w:rPr>
@@ -3379,7 +3375,7 @@
             <w:fldChar w:fldCharType="begin"/>
           </w:r>
           <w:r>
-            <w:instrText xml:space="preserve"> PAGEREF _Toc5850 \h </w:instrText>
+            <w:instrText xml:space="preserve"> PAGEREF _Toc21499 \h </w:instrText>
           </w:r>
           <w:r>
             <w:fldChar w:fldCharType="separate"/>
@@ -3417,7 +3413,7 @@
               <w:rFonts w:hint="default"/>
               <w:lang w:val="en-US" w:eastAsia="zh-CN"/>
             </w:rPr>
-            <w:instrText xml:space="preserve"> HYPERLINK \l _Toc19454 </w:instrText>
+            <w:instrText xml:space="preserve"> HYPERLINK \l _Toc14176 </w:instrText>
           </w:r>
           <w:r>
             <w:rPr>
@@ -3447,7 +3443,7 @@
             <w:fldChar w:fldCharType="begin"/>
           </w:r>
           <w:r>
-            <w:instrText xml:space="preserve"> PAGEREF _Toc19454 \h </w:instrText>
+            <w:instrText xml:space="preserve"> PAGEREF _Toc14176 \h </w:instrText>
           </w:r>
           <w:r>
             <w:fldChar w:fldCharType="separate"/>
@@ -3485,7 +3481,7 @@
               <w:rFonts w:hint="default"/>
               <w:lang w:val="en-US" w:eastAsia="zh-CN"/>
             </w:rPr>
-            <w:instrText xml:space="preserve"> HYPERLINK \l _Toc25948 </w:instrText>
+            <w:instrText xml:space="preserve"> HYPERLINK \l _Toc29937 </w:instrText>
           </w:r>
           <w:r>
             <w:rPr>
@@ -3515,7 +3511,7 @@
             <w:fldChar w:fldCharType="begin"/>
           </w:r>
           <w:r>
-            <w:instrText xml:space="preserve"> PAGEREF _Toc25948 \h </w:instrText>
+            <w:instrText xml:space="preserve"> PAGEREF _Toc29937 \h </w:instrText>
           </w:r>
           <w:r>
             <w:fldChar w:fldCharType="separate"/>
@@ -3553,7 +3549,7 @@
               <w:rFonts w:hint="default"/>
               <w:lang w:val="en-US" w:eastAsia="zh-CN"/>
             </w:rPr>
-            <w:instrText xml:space="preserve"> HYPERLINK \l _Toc10575 </w:instrText>
+            <w:instrText xml:space="preserve"> HYPERLINK \l _Toc5936 </w:instrText>
           </w:r>
           <w:r>
             <w:rPr>
@@ -3583,7 +3579,7 @@
             <w:fldChar w:fldCharType="begin"/>
           </w:r>
           <w:r>
-            <w:instrText xml:space="preserve"> PAGEREF _Toc10575 \h </w:instrText>
+            <w:instrText xml:space="preserve"> PAGEREF _Toc5936 \h </w:instrText>
           </w:r>
           <w:r>
             <w:fldChar w:fldCharType="separate"/>
@@ -3621,7 +3617,7 @@
               <w:rFonts w:hint="default"/>
               <w:lang w:val="en-US" w:eastAsia="zh-CN"/>
             </w:rPr>
-            <w:instrText xml:space="preserve"> HYPERLINK \l _Toc15873 </w:instrText>
+            <w:instrText xml:space="preserve"> HYPERLINK \l _Toc10505 </w:instrText>
           </w:r>
           <w:r>
             <w:rPr>
@@ -3651,7 +3647,7 @@
             <w:fldChar w:fldCharType="begin"/>
           </w:r>
           <w:r>
-            <w:instrText xml:space="preserve"> PAGEREF _Toc15873 \h </w:instrText>
+            <w:instrText xml:space="preserve"> PAGEREF _Toc10505 \h </w:instrText>
           </w:r>
           <w:r>
             <w:fldChar w:fldCharType="separate"/>
@@ -3689,7 +3685,7 @@
               <w:rFonts w:hint="default"/>
               <w:lang w:val="en-US" w:eastAsia="zh-CN"/>
             </w:rPr>
-            <w:instrText xml:space="preserve"> HYPERLINK \l _Toc27706 </w:instrText>
+            <w:instrText xml:space="preserve"> HYPERLINK \l _Toc11632 </w:instrText>
           </w:r>
           <w:r>
             <w:rPr>
@@ -3719,7 +3715,7 @@
             <w:fldChar w:fldCharType="begin"/>
           </w:r>
           <w:r>
-            <w:instrText xml:space="preserve"> PAGEREF _Toc27706 \h </w:instrText>
+            <w:instrText xml:space="preserve"> PAGEREF _Toc11632 \h </w:instrText>
           </w:r>
           <w:r>
             <w:fldChar w:fldCharType="separate"/>
@@ -3757,7 +3753,7 @@
               <w:rFonts w:hint="default"/>
               <w:lang w:val="en-US" w:eastAsia="zh-CN"/>
             </w:rPr>
-            <w:instrText xml:space="preserve"> HYPERLINK \l _Toc13008 </w:instrText>
+            <w:instrText xml:space="preserve"> HYPERLINK \l _Toc18265 </w:instrText>
           </w:r>
           <w:r>
             <w:rPr>
@@ -3787,7 +3783,7 @@
             <w:fldChar w:fldCharType="begin"/>
           </w:r>
           <w:r>
-            <w:instrText xml:space="preserve"> PAGEREF _Toc13008 \h </w:instrText>
+            <w:instrText xml:space="preserve"> PAGEREF _Toc18265 \h </w:instrText>
           </w:r>
           <w:r>
             <w:fldChar w:fldCharType="separate"/>
@@ -3825,7 +3821,7 @@
               <w:rFonts w:hint="default"/>
               <w:lang w:val="en-US" w:eastAsia="zh-CN"/>
             </w:rPr>
-            <w:instrText xml:space="preserve"> HYPERLINK \l _Toc26811 </w:instrText>
+            <w:instrText xml:space="preserve"> HYPERLINK \l _Toc17779 </w:instrText>
           </w:r>
           <w:r>
             <w:rPr>
@@ -3855,7 +3851,7 @@
             <w:fldChar w:fldCharType="begin"/>
           </w:r>
           <w:r>
-            <w:instrText xml:space="preserve"> PAGEREF _Toc26811 \h </w:instrText>
+            <w:instrText xml:space="preserve"> PAGEREF _Toc17779 \h </w:instrText>
           </w:r>
           <w:r>
             <w:fldChar w:fldCharType="separate"/>
@@ -3893,7 +3889,7 @@
               <w:rFonts w:hint="default"/>
               <w:lang w:val="en-US" w:eastAsia="zh-CN"/>
             </w:rPr>
-            <w:instrText xml:space="preserve"> HYPERLINK \l _Toc29088 </w:instrText>
+            <w:instrText xml:space="preserve"> HYPERLINK \l _Toc25624 </w:instrText>
           </w:r>
           <w:r>
             <w:rPr>
@@ -3923,7 +3919,7 @@
             <w:fldChar w:fldCharType="begin"/>
           </w:r>
           <w:r>
-            <w:instrText xml:space="preserve"> PAGEREF _Toc29088 \h </w:instrText>
+            <w:instrText xml:space="preserve"> PAGEREF _Toc25624 \h </w:instrText>
           </w:r>
           <w:r>
             <w:fldChar w:fldCharType="separate"/>
@@ -3961,7 +3957,7 @@
               <w:rFonts w:hint="default"/>
               <w:lang w:val="en-US" w:eastAsia="zh-CN"/>
             </w:rPr>
-            <w:instrText xml:space="preserve"> HYPERLINK \l _Toc16370 </w:instrText>
+            <w:instrText xml:space="preserve"> HYPERLINK \l _Toc2048 </w:instrText>
           </w:r>
           <w:r>
             <w:rPr>
@@ -3991,7 +3987,7 @@
             <w:fldChar w:fldCharType="begin"/>
           </w:r>
           <w:r>
-            <w:instrText xml:space="preserve"> PAGEREF _Toc16370 \h </w:instrText>
+            <w:instrText xml:space="preserve"> PAGEREF _Toc2048 \h </w:instrText>
           </w:r>
           <w:r>
             <w:fldChar w:fldCharType="separate"/>
@@ -4029,7 +4025,7 @@
               <w:rFonts w:hint="default"/>
               <w:lang w:val="en-US" w:eastAsia="zh-CN"/>
             </w:rPr>
-            <w:instrText xml:space="preserve"> HYPERLINK \l _Toc7980 </w:instrText>
+            <w:instrText xml:space="preserve"> HYPERLINK \l _Toc31923 </w:instrText>
           </w:r>
           <w:r>
             <w:rPr>
@@ -4059,7 +4055,7 @@
             <w:fldChar w:fldCharType="begin"/>
           </w:r>
           <w:r>
-            <w:instrText xml:space="preserve"> PAGEREF _Toc7980 \h </w:instrText>
+            <w:instrText xml:space="preserve"> PAGEREF _Toc31923 \h </w:instrText>
           </w:r>
           <w:r>
             <w:fldChar w:fldCharType="separate"/>
@@ -4097,7 +4093,7 @@
               <w:rFonts w:hint="default"/>
               <w:lang w:val="en-US" w:eastAsia="zh-CN"/>
             </w:rPr>
-            <w:instrText xml:space="preserve"> HYPERLINK \l _Toc21340 </w:instrText>
+            <w:instrText xml:space="preserve"> HYPERLINK \l _Toc7562 </w:instrText>
           </w:r>
           <w:r>
             <w:rPr>
@@ -4127,7 +4123,7 @@
             <w:fldChar w:fldCharType="begin"/>
           </w:r>
           <w:r>
-            <w:instrText xml:space="preserve"> PAGEREF _Toc21340 \h </w:instrText>
+            <w:instrText xml:space="preserve"> PAGEREF _Toc7562 \h </w:instrText>
           </w:r>
           <w:r>
             <w:fldChar w:fldCharType="separate"/>
@@ -4165,7 +4161,7 @@
               <w:rFonts w:hint="default"/>
               <w:lang w:val="en-US" w:eastAsia="zh-CN"/>
             </w:rPr>
-            <w:instrText xml:space="preserve"> HYPERLINK \l _Toc28646 </w:instrText>
+            <w:instrText xml:space="preserve"> HYPERLINK \l _Toc7586 </w:instrText>
           </w:r>
           <w:r>
             <w:rPr>
@@ -4195,7 +4191,7 @@
             <w:fldChar w:fldCharType="begin"/>
           </w:r>
           <w:r>
-            <w:instrText xml:space="preserve"> PAGEREF _Toc28646 \h </w:instrText>
+            <w:instrText xml:space="preserve"> PAGEREF _Toc7586 \h </w:instrText>
           </w:r>
           <w:r>
             <w:fldChar w:fldCharType="separate"/>
@@ -4233,7 +4229,7 @@
               <w:rFonts w:hint="default"/>
               <w:lang w:val="en-US" w:eastAsia="zh-CN"/>
             </w:rPr>
-            <w:instrText xml:space="preserve"> HYPERLINK \l _Toc8932 </w:instrText>
+            <w:instrText xml:space="preserve"> HYPERLINK \l _Toc5939 </w:instrText>
           </w:r>
           <w:r>
             <w:rPr>
@@ -4263,7 +4259,7 @@
             <w:fldChar w:fldCharType="begin"/>
           </w:r>
           <w:r>
-            <w:instrText xml:space="preserve"> PAGEREF _Toc8932 \h </w:instrText>
+            <w:instrText xml:space="preserve"> PAGEREF _Toc5939 \h </w:instrText>
           </w:r>
           <w:r>
             <w:fldChar w:fldCharType="separate"/>
@@ -4301,7 +4297,7 @@
               <w:rFonts w:hint="default"/>
               <w:lang w:val="en-US" w:eastAsia="zh-CN"/>
             </w:rPr>
-            <w:instrText xml:space="preserve"> HYPERLINK \l _Toc5194 </w:instrText>
+            <w:instrText xml:space="preserve"> HYPERLINK \l _Toc6114 </w:instrText>
           </w:r>
           <w:r>
             <w:rPr>
@@ -4331,7 +4327,7 @@
             <w:fldChar w:fldCharType="begin"/>
           </w:r>
           <w:r>
-            <w:instrText xml:space="preserve"> PAGEREF _Toc5194 \h </w:instrText>
+            <w:instrText xml:space="preserve"> PAGEREF _Toc6114 \h </w:instrText>
           </w:r>
           <w:r>
             <w:fldChar w:fldCharType="separate"/>
@@ -4369,7 +4365,7 @@
               <w:rFonts w:hint="default"/>
               <w:lang w:val="en-US" w:eastAsia="zh-CN"/>
             </w:rPr>
-            <w:instrText xml:space="preserve"> HYPERLINK \l _Toc29806 </w:instrText>
+            <w:instrText xml:space="preserve"> HYPERLINK \l _Toc31967 </w:instrText>
           </w:r>
           <w:r>
             <w:rPr>
@@ -4399,7 +4395,7 @@
             <w:fldChar w:fldCharType="begin"/>
           </w:r>
           <w:r>
-            <w:instrText xml:space="preserve"> PAGEREF _Toc29806 \h </w:instrText>
+            <w:instrText xml:space="preserve"> PAGEREF _Toc31967 \h </w:instrText>
           </w:r>
           <w:r>
             <w:fldChar w:fldCharType="separate"/>
@@ -4437,7 +4433,7 @@
               <w:rFonts w:hint="default"/>
               <w:lang w:val="en-US" w:eastAsia="zh-CN"/>
             </w:rPr>
-            <w:instrText xml:space="preserve"> HYPERLINK \l _Toc31920 </w:instrText>
+            <w:instrText xml:space="preserve"> HYPERLINK \l _Toc19260 </w:instrText>
           </w:r>
           <w:r>
             <w:rPr>
@@ -4460,7 +4456,7 @@
             <w:fldChar w:fldCharType="begin"/>
           </w:r>
           <w:r>
-            <w:instrText xml:space="preserve"> PAGEREF _Toc31920 \h </w:instrText>
+            <w:instrText xml:space="preserve"> PAGEREF _Toc19260 \h </w:instrText>
           </w:r>
           <w:r>
             <w:fldChar w:fldCharType="separate"/>
@@ -4498,7 +4494,7 @@
               <w:rFonts w:hint="default"/>
               <w:lang w:val="en-US" w:eastAsia="zh-CN"/>
             </w:rPr>
-            <w:instrText xml:space="preserve"> HYPERLINK \l _Toc22731 </w:instrText>
+            <w:instrText xml:space="preserve"> HYPERLINK \l _Toc4317 </w:instrText>
           </w:r>
           <w:r>
             <w:rPr>
@@ -4521,7 +4517,7 @@
             <w:fldChar w:fldCharType="begin"/>
           </w:r>
           <w:r>
-            <w:instrText xml:space="preserve"> PAGEREF _Toc22731 \h </w:instrText>
+            <w:instrText xml:space="preserve"> PAGEREF _Toc4317 \h </w:instrText>
           </w:r>
           <w:r>
             <w:fldChar w:fldCharType="separate"/>
@@ -4559,7 +4555,7 @@
               <w:rFonts w:hint="default"/>
               <w:lang w:val="en-US" w:eastAsia="zh-CN"/>
             </w:rPr>
-            <w:instrText xml:space="preserve"> HYPERLINK \l _Toc22787 </w:instrText>
+            <w:instrText xml:space="preserve"> HYPERLINK \l _Toc29630 </w:instrText>
           </w:r>
           <w:r>
             <w:rPr>
@@ -4582,7 +4578,7 @@
             <w:fldChar w:fldCharType="begin"/>
           </w:r>
           <w:r>
-            <w:instrText xml:space="preserve"> PAGEREF _Toc22787 \h </w:instrText>
+            <w:instrText xml:space="preserve"> PAGEREF _Toc29630 \h </w:instrText>
           </w:r>
           <w:r>
             <w:fldChar w:fldCharType="separate"/>
@@ -4620,7 +4616,7 @@
               <w:rFonts w:hint="default"/>
               <w:lang w:val="en-US" w:eastAsia="zh-CN"/>
             </w:rPr>
-            <w:instrText xml:space="preserve"> HYPERLINK \l _Toc311 </w:instrText>
+            <w:instrText xml:space="preserve"> HYPERLINK \l _Toc7675 </w:instrText>
           </w:r>
           <w:r>
             <w:rPr>
@@ -4643,7 +4639,7 @@
             <w:fldChar w:fldCharType="begin"/>
           </w:r>
           <w:r>
-            <w:instrText xml:space="preserve"> PAGEREF _Toc311 \h </w:instrText>
+            <w:instrText xml:space="preserve"> PAGEREF _Toc7675 \h </w:instrText>
           </w:r>
           <w:r>
             <w:fldChar w:fldCharType="separate"/>
@@ -4681,7 +4677,7 @@
               <w:rFonts w:hint="default"/>
               <w:lang w:val="en-US" w:eastAsia="zh-CN"/>
             </w:rPr>
-            <w:instrText xml:space="preserve"> HYPERLINK \l _Toc6840 </w:instrText>
+            <w:instrText xml:space="preserve"> HYPERLINK \l _Toc7192 </w:instrText>
           </w:r>
           <w:r>
             <w:rPr>
@@ -4711,7 +4707,7 @@
             <w:fldChar w:fldCharType="begin"/>
           </w:r>
           <w:r>
-            <w:instrText xml:space="preserve"> PAGEREF _Toc6840 \h </w:instrText>
+            <w:instrText xml:space="preserve"> PAGEREF _Toc7192 \h </w:instrText>
           </w:r>
           <w:r>
             <w:fldChar w:fldCharType="separate"/>
@@ -4854,7 +4850,7 @@
           <w:lang w:val="en-US" w:eastAsia="zh-CN"/>
         </w:rPr>
       </w:pPr>
-      <w:bookmarkStart w:id="4" w:name="_Toc21630"/>
+      <w:bookmarkStart w:id="4" w:name="_Toc25290"/>
       <w:r>
         <w:rPr>
           <w:rFonts w:hint="default"/>
@@ -4921,7 +4917,7 @@
           <w:lang w:val="en-US" w:eastAsia="zh-CN"/>
         </w:rPr>
       </w:pPr>
-      <w:bookmarkStart w:id="5" w:name="_Toc16031"/>
+      <w:bookmarkStart w:id="5" w:name="_Toc18502"/>
       <w:r>
         <w:rPr>
           <w:rFonts w:hint="default"/>
@@ -5014,7 +5010,7 @@
           <w:lang w:val="en-US" w:eastAsia="zh-CN"/>
         </w:rPr>
       </w:pPr>
-      <w:bookmarkStart w:id="6" w:name="_Toc6388"/>
+      <w:bookmarkStart w:id="6" w:name="_Toc21736"/>
       <w:r>
         <w:rPr>
           <w:rFonts w:hint="default"/>
@@ -5033,7 +5029,7 @@
           <w:lang w:val="en-US" w:eastAsia="zh-CN"/>
         </w:rPr>
       </w:pPr>
-      <w:bookmarkStart w:id="7" w:name="_Toc16830"/>
+      <w:bookmarkStart w:id="7" w:name="_Toc24432"/>
       <w:r>
         <w:rPr>
           <w:rFonts w:hint="default"/>
@@ -5234,7 +5230,7 @@
           <w:lang w:val="en-US" w:eastAsia="zh-CN"/>
         </w:rPr>
       </w:pPr>
-      <w:bookmarkStart w:id="8" w:name="_Toc23093"/>
+      <w:bookmarkStart w:id="8" w:name="_Toc14208"/>
       <w:r>
         <w:rPr>
           <w:rFonts w:hint="eastAsia"/>
@@ -5463,7 +5459,7 @@
           <w:lang w:val="en-US" w:eastAsia="zh-CN"/>
         </w:rPr>
       </w:pPr>
-      <w:bookmarkStart w:id="9" w:name="_Toc27070"/>
+      <w:bookmarkStart w:id="9" w:name="_Toc28041"/>
       <w:r>
         <w:rPr>
           <w:rFonts w:hint="default"/>
@@ -5482,7 +5478,7 @@
           <w:lang w:val="en-US" w:eastAsia="zh-CN"/>
         </w:rPr>
       </w:pPr>
-      <w:bookmarkStart w:id="10" w:name="_Toc15364"/>
+      <w:bookmarkStart w:id="10" w:name="_Toc24882"/>
       <w:r>
         <w:rPr>
           <w:rFonts w:hint="default"/>
@@ -5604,7 +5600,7 @@
           <w:lang w:val="en-US" w:eastAsia="zh-CN"/>
         </w:rPr>
       </w:pPr>
-      <w:bookmarkStart w:id="11" w:name="_Toc24443"/>
+      <w:bookmarkStart w:id="11" w:name="_Toc5019"/>
       <w:r>
         <w:rPr>
           <w:rFonts w:hint="default"/>
@@ -5675,7 +5671,7 @@
           <w:lang w:val="en-US" w:eastAsia="zh-CN"/>
         </w:rPr>
       </w:pPr>
-      <w:bookmarkStart w:id="12" w:name="_Toc3950"/>
+      <w:bookmarkStart w:id="12" w:name="_Toc10276"/>
       <w:r>
         <w:rPr>
           <w:rFonts w:hint="default"/>
@@ -5936,7 +5932,7 @@
           <w:lang w:val="en-US" w:eastAsia="zh-CN"/>
         </w:rPr>
       </w:pPr>
-      <w:bookmarkStart w:id="13" w:name="_Toc13570"/>
+      <w:bookmarkStart w:id="13" w:name="_Toc11118"/>
       <w:r>
         <w:rPr>
           <w:rFonts w:hint="default"/>
@@ -5992,7 +5988,7 @@
           <w:lang w:val="en-US" w:eastAsia="zh-CN"/>
         </w:rPr>
       </w:pPr>
-      <w:bookmarkStart w:id="14" w:name="_Toc22190"/>
+      <w:bookmarkStart w:id="14" w:name="_Toc21070"/>
       <w:r>
         <w:rPr>
           <w:rFonts w:hint="default"/>
@@ -6148,7 +6144,7 @@
           <w:lang w:val="en-US" w:eastAsia="zh-CN"/>
         </w:rPr>
       </w:pPr>
-      <w:bookmarkStart w:id="15" w:name="_Toc25184"/>
+      <w:bookmarkStart w:id="15" w:name="_Toc12581"/>
       <w:r>
         <w:rPr>
           <w:rFonts w:hint="default"/>
@@ -6257,7 +6253,7 @@
           <w:lang w:val="en-US" w:eastAsia="zh-CN"/>
         </w:rPr>
       </w:pPr>
-      <w:bookmarkStart w:id="16" w:name="_Toc13659"/>
+      <w:bookmarkStart w:id="16" w:name="_Toc10540"/>
       <w:r>
         <w:rPr>
           <w:rFonts w:hint="default"/>
@@ -6328,7 +6324,7 @@
           <w:lang w:val="en-US" w:eastAsia="zh-CN"/>
         </w:rPr>
       </w:pPr>
-      <w:bookmarkStart w:id="17" w:name="_Toc16802"/>
+      <w:bookmarkStart w:id="17" w:name="_Toc5798"/>
       <w:r>
         <w:rPr>
           <w:rFonts w:hint="default"/>
@@ -6379,7 +6375,7 @@
           <w:lang w:val="en-US" w:eastAsia="zh-CN"/>
         </w:rPr>
       </w:pPr>
-      <w:bookmarkStart w:id="18" w:name="_Toc5850"/>
+      <w:bookmarkStart w:id="18" w:name="_Toc21499"/>
       <w:r>
         <w:rPr>
           <w:rFonts w:hint="default"/>
@@ -6508,8 +6504,6 @@
         </w:rPr>
         <w:t>问题记录基本信息：问题描述，症状描述和任何错误代码；问题的分类（参见事件分类）；问题的分级；问题状态。</w:t>
       </w:r>
-      <w:bookmarkStart w:id="39" w:name="_GoBack"/>
-      <w:bookmarkEnd w:id="39"/>
     </w:p>
     <w:p>
       <w:pPr>
@@ -6520,7 +6514,7 @@
           <w:lang w:val="en-US" w:eastAsia="zh-CN"/>
         </w:rPr>
       </w:pPr>
-      <w:bookmarkStart w:id="19" w:name="_Toc19454"/>
+      <w:bookmarkStart w:id="19" w:name="_Toc14176"/>
       <w:r>
         <w:rPr>
           <w:rFonts w:hint="eastAsia"/>
@@ -6573,7 +6567,7 @@
           <w:lang w:val="en-US" w:eastAsia="zh-CN"/>
         </w:rPr>
       </w:pPr>
-      <w:bookmarkStart w:id="20" w:name="_Toc25948"/>
+      <w:bookmarkStart w:id="20" w:name="_Toc29937"/>
       <w:r>
         <w:rPr>
           <w:rFonts w:hint="eastAsia"/>
@@ -6685,7 +6679,7 @@
           <w:lang w:val="en-US" w:eastAsia="zh-CN"/>
         </w:rPr>
       </w:pPr>
-      <w:bookmarkStart w:id="21" w:name="_Toc10575"/>
+      <w:bookmarkStart w:id="21" w:name="_Toc5936"/>
       <w:r>
         <w:rPr>
           <w:rFonts w:hint="eastAsia"/>
@@ -6780,7 +6774,7 @@
           <w:lang w:val="en-US" w:eastAsia="zh-CN"/>
         </w:rPr>
       </w:pPr>
-      <w:bookmarkStart w:id="22" w:name="_Toc15873"/>
+      <w:bookmarkStart w:id="22" w:name="_Toc10505"/>
       <w:r>
         <w:rPr>
           <w:rFonts w:hint="eastAsia"/>
@@ -6852,7 +6846,7 @@
           <w:lang w:val="en-US" w:eastAsia="zh-CN"/>
         </w:rPr>
       </w:pPr>
-      <w:bookmarkStart w:id="23" w:name="_Toc27706"/>
+      <w:bookmarkStart w:id="23" w:name="_Toc11632"/>
       <w:r>
         <w:rPr>
           <w:rFonts w:hint="eastAsia"/>
@@ -6888,7 +6882,7 @@
           <w:lang w:val="en-US" w:eastAsia="zh-CN"/>
         </w:rPr>
       </w:pPr>
-      <w:bookmarkStart w:id="24" w:name="_Toc13008"/>
+      <w:bookmarkStart w:id="24" w:name="_Toc18265"/>
       <w:r>
         <w:rPr>
           <w:rFonts w:hint="eastAsia"/>
@@ -6958,7 +6952,7 @@
           <w:lang w:val="en-US" w:eastAsia="zh-CN"/>
         </w:rPr>
       </w:pPr>
-      <w:bookmarkStart w:id="25" w:name="_Toc26811"/>
+      <w:bookmarkStart w:id="25" w:name="_Toc17779"/>
       <w:r>
         <w:rPr>
           <w:rFonts w:hint="eastAsia"/>
@@ -7028,7 +7022,7 @@
           <w:lang w:val="en-US" w:eastAsia="zh-CN"/>
         </w:rPr>
       </w:pPr>
-      <w:bookmarkStart w:id="26" w:name="_Toc29088"/>
+      <w:bookmarkStart w:id="26" w:name="_Toc25624"/>
       <w:r>
         <w:rPr>
           <w:rFonts w:hint="eastAsia"/>
@@ -7115,7 +7109,7 @@
           <w:lang w:val="en-US" w:eastAsia="zh-CN"/>
         </w:rPr>
       </w:pPr>
-      <w:bookmarkStart w:id="27" w:name="_Toc16370"/>
+      <w:bookmarkStart w:id="27" w:name="_Toc2048"/>
       <w:r>
         <w:rPr>
           <w:rFonts w:hint="eastAsia"/>
@@ -7151,7 +7145,7 @@
           <w:lang w:val="en-US" w:eastAsia="zh-CN"/>
         </w:rPr>
       </w:pPr>
-      <w:bookmarkStart w:id="28" w:name="_Toc7980"/>
+      <w:bookmarkStart w:id="28" w:name="_Toc31923"/>
       <w:r>
         <w:rPr>
           <w:rFonts w:hint="eastAsia"/>
@@ -7204,7 +7198,7 @@
           <w:lang w:val="en-US" w:eastAsia="zh-CN"/>
         </w:rPr>
       </w:pPr>
-      <w:bookmarkStart w:id="29" w:name="_Toc21340"/>
+      <w:bookmarkStart w:id="29" w:name="_Toc7562"/>
       <w:r>
         <w:rPr>
           <w:rFonts w:hint="eastAsia"/>
@@ -7257,7 +7251,7 @@
           <w:lang w:val="en-US" w:eastAsia="zh-CN"/>
         </w:rPr>
       </w:pPr>
-      <w:bookmarkStart w:id="30" w:name="_Toc28646"/>
+      <w:bookmarkStart w:id="30" w:name="_Toc7586"/>
       <w:r>
         <w:rPr>
           <w:rFonts w:hint="eastAsia"/>
@@ -7328,7 +7322,7 @@
           <w:lang w:val="en-US" w:eastAsia="zh-CN"/>
         </w:rPr>
       </w:pPr>
-      <w:bookmarkStart w:id="31" w:name="_Toc8932"/>
+      <w:bookmarkStart w:id="31" w:name="_Toc5939"/>
       <w:r>
         <w:rPr>
           <w:rFonts w:hint="eastAsia"/>
@@ -7381,7 +7375,7 @@
           <w:lang w:val="en-US" w:eastAsia="zh-CN"/>
         </w:rPr>
       </w:pPr>
-      <w:bookmarkStart w:id="32" w:name="_Toc5194"/>
+      <w:bookmarkStart w:id="32" w:name="_Toc6114"/>
       <w:r>
         <w:rPr>
           <w:rFonts w:hint="eastAsia"/>
@@ -7480,7 +7474,7 @@
           <w:lang w:val="en-US" w:eastAsia="zh-CN"/>
         </w:rPr>
       </w:pPr>
-      <w:bookmarkStart w:id="33" w:name="_Toc29806"/>
+      <w:bookmarkStart w:id="33" w:name="_Toc31967"/>
       <w:r>
         <w:rPr>
           <w:rFonts w:hint="eastAsia"/>
@@ -7591,7 +7585,7 @@
           <w:lang w:val="en-US" w:eastAsia="zh-CN"/>
         </w:rPr>
       </w:pPr>
-      <w:bookmarkStart w:id="34" w:name="_Toc31920"/>
+      <w:bookmarkStart w:id="34" w:name="_Toc19260"/>
       <w:r>
         <w:rPr>
           <w:rFonts w:hint="default"/>
@@ -7659,7 +7653,7 @@
           <w:lang w:val="en-US" w:eastAsia="zh-CN"/>
         </w:rPr>
       </w:pPr>
-      <w:bookmarkStart w:id="35" w:name="_Toc22731"/>
+      <w:bookmarkStart w:id="35" w:name="_Toc4317"/>
       <w:r>
         <w:rPr>
           <w:rFonts w:hint="default"/>
@@ -7695,7 +7689,7 @@
           <w:lang w:val="en-US" w:eastAsia="zh-CN"/>
         </w:rPr>
       </w:pPr>
-      <w:bookmarkStart w:id="36" w:name="_Toc22787"/>
+      <w:bookmarkStart w:id="36" w:name="_Toc29630"/>
       <w:r>
         <w:rPr>
           <w:rFonts w:hint="default"/>
@@ -7731,7 +7725,7 @@
           <w:lang w:val="en-US" w:eastAsia="zh-CN"/>
         </w:rPr>
       </w:pPr>
-      <w:bookmarkStart w:id="37" w:name="_Toc311"/>
+      <w:bookmarkStart w:id="37" w:name="_Toc7675"/>
       <w:r>
         <w:rPr>
           <w:rFonts w:hint="default"/>
@@ -7767,7 +7761,7 @@
           <w:lang w:val="en-US" w:eastAsia="zh-CN"/>
         </w:rPr>
       </w:pPr>
-      <w:bookmarkStart w:id="38" w:name="_Toc6840"/>
+      <w:bookmarkStart w:id="38" w:name="_Toc7192"/>
       <w:r>
         <w:rPr>
           <w:rFonts w:hint="eastAsia"/>
